--- a/Document/Отчет_по_курсовой_работе_Мещеряков (1).docx
+++ b/Document/Отчет_по_курсовой_работе_Мещеряков (1).docx
@@ -536,7 +536,21 @@
           <w:sz w:val="28"/>
           <w:szCs w:val="28"/>
         </w:rPr>
-        <w:t>Приложение на 37 страницах</w:t>
+        <w:t xml:space="preserve">Приложение на </w:t>
+      </w:r>
+      <w:r>
+        <w:rPr>
+          <w:sz w:val="28"/>
+          <w:szCs w:val="28"/>
+        </w:rPr>
+        <w:t>19</w:t>
+      </w:r>
+      <w:r>
+        <w:rPr>
+          <w:sz w:val="28"/>
+          <w:szCs w:val="28"/>
+        </w:rPr>
+        <w:t xml:space="preserve"> страницах</w:t>
       </w:r>
     </w:p>
     <w:p>
@@ -16061,6 +16075,7 @@
       </w:pPr>
       <w:r>
         <w:rPr>
+          <w:noProof/>
           <w:sz w:val="28"/>
           <w:szCs w:val="28"/>
           <w:lang w:val="en-US"/>
@@ -16123,28 +16138,17 @@
           <w:sz w:val="28"/>
           <w:szCs w:val="28"/>
         </w:rPr>
-        <w:t xml:space="preserve">Форма администратора (управление </w:t>
-      </w:r>
-      <w:r>
-        <w:rPr>
-          <w:sz w:val="28"/>
-          <w:szCs w:val="28"/>
-        </w:rPr>
-        <w:t>бронью</w:t>
-      </w:r>
-      <w:r>
-        <w:rPr>
-          <w:sz w:val="28"/>
-          <w:szCs w:val="28"/>
-        </w:rPr>
-        <w:t>)</w:t>
-      </w:r>
-    </w:p>
-    <w:p>
-      <w:pPr>
-        <w:spacing w:line="360" w:lineRule="auto"/>
-      </w:pPr>
-      <w:r>
+        <w:t>Форма администратора (управление бронью)</w:t>
+      </w:r>
+    </w:p>
+    <w:p>
+      <w:pPr>
+        <w:spacing w:line="360" w:lineRule="auto"/>
+      </w:pPr>
+      <w:r>
+        <w:rPr>
+          <w:noProof/>
+        </w:rPr>
         <w:drawing>
           <wp:inline distT="0" distB="0" distL="0" distR="0" wp14:anchorId="26626162" wp14:editId="67268B6B">
             <wp:extent cx="5940425" cy="3930650"/>
@@ -21854,6 +21858,7 @@
   <w:style w:type="character" w:default="1" w:styleId="a2">
     <w:name w:val="Default Paragraph Font"/>
     <w:uiPriority w:val="1"/>
+    <w:semiHidden/>
     <w:unhideWhenUsed/>
   </w:style>
   <w:style w:type="table" w:default="1" w:styleId="a3">
